--- a/docs/智能体设计说明书.docx
+++ b/docs/智能体设计说明书.docx
@@ -71,10 +71,10 @@
         <w:rPr>
           <w:b/>
         </w:rPr>
-        <w:t>编制人</w:t>
+        <w:t>团队名称</w:t>
       </w:r>
       <w:r>
-        <w:t>:【团队名称】</w:t>
+        <w:t>:舞猴</w:t>
       </w:r>
     </w:p>
     <w:p>
@@ -85,7 +85,18 @@
         <w:t>学校/学院</w:t>
       </w:r>
       <w:r>
-        <w:t>:【填写学校名称】【填写学院】</w:t>
+        <w:t>:西南民族大学 法学院</w:t>
+      </w:r>
+    </w:p>
+    <w:p>
+      <w:r>
+        <w:rPr>
+          <w:b/>
+        </w:rPr>
+        <w:t>编制人</w:t>
+      </w:r>
+      <w:r>
+        <w:t>:舞猴</w:t>
       </w:r>
     </w:p>
     <w:p>

--- a/docs/智能体设计说明书.docx
+++ b/docs/智能体设计说明书.docx
@@ -3072,7 +3072,7 @@
       <w:r>
         <w:drawing>
           <wp:inline xmlns:a="http://schemas.openxmlformats.org/drawingml/2006/main" xmlns:pic="http://schemas.openxmlformats.org/drawingml/2006/picture">
-            <wp:extent cx="5400000" cy="3052174"/>
+            <wp:extent cx="5400000" cy="2934783"/>
             <wp:docPr id="2" name="Picture 2"/>
             <wp:cNvGraphicFramePr>
               <a:graphicFrameLocks noChangeAspect="1"/>
@@ -3093,7 +3093,7 @@
                   <pic:spPr>
                     <a:xfrm>
                       <a:off x="0" y="0"/>
-                      <a:ext cx="5400000" cy="3052174"/>
+                      <a:ext cx="5400000" cy="2934783"/>
                     </a:xfrm>
                     <a:prstGeom prst="rect"/>
                   </pic:spPr>
@@ -3334,7 +3334,7 @@
       <w:r>
         <w:drawing>
           <wp:inline xmlns:a="http://schemas.openxmlformats.org/drawingml/2006/main" xmlns:pic="http://schemas.openxmlformats.org/drawingml/2006/picture">
-            <wp:extent cx="4320000" cy="5629092"/>
+            <wp:extent cx="4320000" cy="5890909"/>
             <wp:docPr id="4" name="Picture 4"/>
             <wp:cNvGraphicFramePr>
               <a:graphicFrameLocks noChangeAspect="1"/>
@@ -3355,7 +3355,7 @@
                   <pic:spPr>
                     <a:xfrm>
                       <a:off x="0" y="0"/>
-                      <a:ext cx="4320000" cy="5629092"/>
+                      <a:ext cx="4320000" cy="5890909"/>
                     </a:xfrm>
                     <a:prstGeom prst="rect"/>
                   </pic:spPr>
@@ -3394,7 +3394,7 @@
       <w:r>
         <w:drawing>
           <wp:inline xmlns:a="http://schemas.openxmlformats.org/drawingml/2006/main" xmlns:pic="http://schemas.openxmlformats.org/drawingml/2006/picture">
-            <wp:extent cx="5400000" cy="4547368"/>
+            <wp:extent cx="5400000" cy="4292308"/>
             <wp:docPr id="5" name="Picture 5"/>
             <wp:cNvGraphicFramePr>
               <a:graphicFrameLocks noChangeAspect="1"/>
@@ -3415,7 +3415,7 @@
                   <pic:spPr>
                     <a:xfrm>
                       <a:off x="0" y="0"/>
-                      <a:ext cx="5400000" cy="4547368"/>
+                      <a:ext cx="5400000" cy="4292308"/>
                     </a:xfrm>
                     <a:prstGeom prst="rect"/>
                   </pic:spPr>
@@ -8571,7 +8571,7 @@
       <w:r>
         <w:drawing>
           <wp:inline xmlns:a="http://schemas.openxmlformats.org/drawingml/2006/main" xmlns:pic="http://schemas.openxmlformats.org/drawingml/2006/picture">
-            <wp:extent cx="5400000" cy="2557895"/>
+            <wp:extent cx="5400000" cy="2700000"/>
             <wp:docPr id="6" name="Picture 6"/>
             <wp:cNvGraphicFramePr>
               <a:graphicFrameLocks noChangeAspect="1"/>
@@ -8592,7 +8592,7 @@
                   <pic:spPr>
                     <a:xfrm>
                       <a:off x="0" y="0"/>
-                      <a:ext cx="5400000" cy="2557895"/>
+                      <a:ext cx="5400000" cy="2700000"/>
                     </a:xfrm>
                     <a:prstGeom prst="rect"/>
                   </pic:spPr>
